--- a/templates_docs/contract_template_v2.docx
+++ b/templates_docs/contract_template_v2.docx
@@ -5160,7 +5160,7 @@
                 <w:rtl/>
                 <w:lang w:bidi="ar-KW"/>
               </w:rPr>
-              <w:t>يتضمن</w:t>
+              <w:t>{{housing_clause}}</w:t>
             </w:r>
             <w:proofErr w:type="gramEnd"/>
             <w:r>
@@ -5170,7 +5170,6 @@
                 <w:rtl/>
                 <w:lang w:bidi="ar-KW"/>
               </w:rPr>
-              <w:t xml:space="preserve"> الأجر الشهري المنصوص عليه في البند الرابع من هذا العقد بدل سكن بنسبة (25%)</w:t>
             </w:r>
             <w:r>
               <w:rPr>
@@ -5180,7 +5179,6 @@
                 <w:rtl/>
                 <w:lang w:bidi="ar-KW"/>
               </w:rPr>
-              <w:t>.</w:t>
             </w:r>
           </w:p>
           <w:p>
@@ -6493,7 +6491,7 @@
                 <w:szCs w:val="12"/>
                 <w:lang w:bidi="ar-KW"/>
               </w:rPr>
-              <w:t>The monthly wage specified in Article Four of this contract includes a housing allowance of (25%)</w:t>
+              <w:t>{{housing_clause_en}}</w:t>
             </w:r>
             <w:r>
               <w:rPr>
@@ -6501,7 +6499,6 @@
                 <w:szCs w:val="12"/>
                 <w:lang w:bidi="ar-KW"/>
               </w:rPr>
-              <w:t>.</w:t>
             </w:r>
           </w:p>
           <w:p>

--- a/templates_docs/contract_template_v2.docx
+++ b/templates_docs/contract_template_v2.docx
@@ -7183,6 +7183,9 @@
                 <w:lang w:bidi="ar-KW"/>
               </w:rPr>
             </w:pPr>
+            <w:r>
+              <w:t>{{sig_first_party}}</w:t>
+            </w:r>
           </w:p>
           <w:p>
             <w:pPr>
@@ -7275,6 +7278,9 @@
                 <w:lang w:bidi="ar-KW"/>
               </w:rPr>
             </w:pPr>
+            <w:r>
+              <w:t>{{sig_second_party}}</w:t>
+            </w:r>
           </w:p>
         </w:tc>
       </w:tr>
